--- a/Collatio/11/1. Textos/1. Marcados/11-D.docx
+++ b/Collatio/11/1. Textos/1. Marcados/11-D.docx
@@ -1,17 +1,17 @@
 
 <file path=word/document.xml><?xml version="1.0" encoding="utf-8"?>
-<w:document xmlns:wpc="http://schemas.microsoft.com/office/word/2010/wordprocessingCanvas" xmlns:cx="http://schemas.microsoft.com/office/drawing/2014/chartex" xmlns:cx1="http://schemas.microsoft.com/office/drawing/2015/9/8/chartex" xmlns:cx2="http://schemas.microsoft.com/office/drawing/2015/10/21/chartex" xmlns:cx3="http://schemas.microsoft.com/office/drawing/2016/5/9/chartex" xmlns:cx4="http://schemas.microsoft.com/office/drawing/2016/5/10/chartex" xmlns:cx5="http://schemas.microsoft.com/office/drawing/2016/5/11/chartex" xmlns:cx6="http://schemas.microsoft.com/office/drawing/2016/5/12/chartex" xmlns:cx7="http://schemas.microsoft.com/office/drawing/2016/5/13/chartex" xmlns:cx8="http://schemas.microsoft.com/office/drawing/2016/5/14/chartex" xmlns:mc="http://schemas.openxmlformats.org/markup-compatibility/2006" xmlns:aink="http://schemas.microsoft.com/office/drawing/2016/ink" xmlns:am3d="http://schemas.microsoft.com/office/drawing/2017/model3d" xmlns:o="urn:schemas-microsoft-com:office:office" xmlns:oel="http://schemas.microsoft.com/office/2019/extlst" xmlns:r="http://schemas.openxmlformats.org/officeDocument/2006/relationships" xmlns:m="http://schemas.openxmlformats.org/officeDocument/2006/math" xmlns:v="urn:schemas-microsoft-com:vml" xmlns:wp14="http://schemas.microsoft.com/office/word/2010/wordprocessingDrawing" xmlns:wp="http://schemas.openxmlformats.org/drawingml/2006/wordprocessingDrawing" xmlns:w10="urn:schemas-microsoft-com:office:word" xmlns:w="http://schemas.openxmlformats.org/wordprocessingml/2006/main" xmlns:w14="http://schemas.microsoft.com/office/word/2010/wordml" xmlns:w15="http://schemas.microsoft.com/office/word/2012/wordml" xmlns:w16cex="http://schemas.microsoft.com/office/word/2018/wordml/cex" xmlns:w16cid="http://schemas.microsoft.com/office/word/2016/wordml/cid" xmlns:w16="http://schemas.microsoft.com/office/word/2018/wordml" xmlns:w16sdtdh="http://schemas.microsoft.com/office/word/2020/wordml/sdtdatahash" xmlns:w16se="http://schemas.microsoft.com/office/word/2015/wordml/symex" xmlns:wpg="http://schemas.microsoft.com/office/word/2010/wordprocessingGroup" xmlns:wpi="http://schemas.microsoft.com/office/word/2010/wordprocessingInk" xmlns:wne="http://schemas.microsoft.com/office/word/2006/wordml" xmlns:wps="http://schemas.microsoft.com/office/word/2010/wordprocessingShape" mc:Ignorable="w14 w15 w16se w16cid w16 w16cex w16sdtdh wp14">
+<w:document xmlns:wpc="http://schemas.microsoft.com/office/word/2010/wordprocessingCanvas" xmlns:cx="http://schemas.microsoft.com/office/drawing/2014/chartex" xmlns:cx1="http://schemas.microsoft.com/office/drawing/2015/9/8/chartex" xmlns:cx2="http://schemas.microsoft.com/office/drawing/2015/10/21/chartex" xmlns:cx3="http://schemas.microsoft.com/office/drawing/2016/5/9/chartex" xmlns:cx4="http://schemas.microsoft.com/office/drawing/2016/5/10/chartex" xmlns:cx5="http://schemas.microsoft.com/office/drawing/2016/5/11/chartex" xmlns:cx6="http://schemas.microsoft.com/office/drawing/2016/5/12/chartex" xmlns:cx7="http://schemas.microsoft.com/office/drawing/2016/5/13/chartex" xmlns:cx8="http://schemas.microsoft.com/office/drawing/2016/5/14/chartex" xmlns:mc="http://schemas.openxmlformats.org/markup-compatibility/2006" xmlns:aink="http://schemas.microsoft.com/office/drawing/2016/ink" xmlns:am3d="http://schemas.microsoft.com/office/drawing/2017/model3d" xmlns:o="urn:schemas-microsoft-com:office:office" xmlns:oel="http://schemas.microsoft.com/office/2019/extlst" xmlns:r="http://schemas.openxmlformats.org/officeDocument/2006/relationships" xmlns:m="http://schemas.openxmlformats.org/officeDocument/2006/math" xmlns:v="urn:schemas-microsoft-com:vml" xmlns:wp14="http://schemas.microsoft.com/office/word/2010/wordprocessingDrawing" xmlns:wp="http://schemas.openxmlformats.org/drawingml/2006/wordprocessingDrawing" xmlns:w10="urn:schemas-microsoft-com:office:word" xmlns:w="http://schemas.openxmlformats.org/wordprocessingml/2006/main" xmlns:w14="http://schemas.microsoft.com/office/word/2010/wordml" xmlns:w15="http://schemas.microsoft.com/office/word/2012/wordml" xmlns:w16cex="http://schemas.microsoft.com/office/word/2018/wordml/cex" xmlns:w16cid="http://schemas.microsoft.com/office/word/2016/wordml/cid" xmlns:w16="http://schemas.microsoft.com/office/word/2018/wordml" xmlns:w16du="http://schemas.microsoft.com/office/word/2023/wordml/word16du" xmlns:w16sdtdh="http://schemas.microsoft.com/office/word/2020/wordml/sdtdatahash" xmlns:w16sdtfl="http://schemas.microsoft.com/office/word/2024/wordml/sdtformatlock" xmlns:w16se="http://schemas.microsoft.com/office/word/2015/wordml/symex" xmlns:wpg="http://schemas.microsoft.com/office/word/2010/wordprocessingGroup" xmlns:wpi="http://schemas.microsoft.com/office/word/2010/wordprocessingInk" xmlns:wne="http://schemas.microsoft.com/office/word/2006/wordml" xmlns:wps="http://schemas.microsoft.com/office/word/2010/wordprocessingShape" mc:Ignorable="w14 w15 w16se w16cid w16 w16cex w16sdtdh w16sdtfl w16du wp14">
   <w:body>
     <w:p>
       <w:pPr>
         <w:rPr>
-          <w:rFonts w:ascii="Garamond" w:hAnsi="Garamond"/>
+          <w:rFonts w:ascii="Brill" w:hAnsi="Brill"/>
           <w:lang w:val="es-ES"/>
         </w:rPr>
       </w:pPr>
       <w:r>
         <w:rPr>
-          <w:rFonts w:ascii="Garamond" w:hAnsi="Garamond"/>
+          <w:rFonts w:ascii="Brill" w:hAnsi="Brill"/>
           <w:color w:val="FF0000"/>
           <w:lang w:val="es-ES"/>
         </w:rPr>
@@ -19,14 +19,254 @@
       </w:r>
       <w:r>
         <w:rPr>
-          <w:rFonts w:ascii="Garamond" w:hAnsi="Garamond"/>
-          <w:lang w:val="es-ES"/>
-        </w:rPr>
-        <w:t xml:space="preserve">Pregunto el diciplo e dixo maestro ruego te que me digas de la saludacion qu el angel troxo a santa Maria en qual lugar de las palabras encarno el spiritu santo en ella ca sobre esto falle gran disputacion entre gran pieça de escolares que estavamos fablando en ello % E unos dizien que fue en aquel lugar do dize el spiritu santo sobreverna en ti e la vertud del alto te alunbrara % E otros dizen que fue en el </w:t>
-      </w:r>
-      <w:r>
-        <w:rPr>
-          <w:rFonts w:ascii="Garamond" w:hAnsi="Garamond"/>
+          <w:rFonts w:ascii="Brill" w:hAnsi="Brill"/>
+          <w:lang w:val="es-ES"/>
+        </w:rPr>
+        <w:t xml:space="preserve">Pregunto el </w:t>
+      </w:r>
+      <w:proofErr w:type="spellStart"/>
+      <w:r>
+        <w:rPr>
+          <w:rFonts w:ascii="Brill" w:hAnsi="Brill"/>
+          <w:lang w:val="es-ES"/>
+        </w:rPr>
+        <w:t>diciplo</w:t>
+      </w:r>
+      <w:proofErr w:type="spellEnd"/>
+      <w:r>
+        <w:rPr>
+          <w:rFonts w:ascii="Brill" w:hAnsi="Brill"/>
+          <w:lang w:val="es-ES"/>
+        </w:rPr>
+        <w:t xml:space="preserve"> e dixo maestro ruego te que me digas de la </w:t>
+      </w:r>
+      <w:proofErr w:type="spellStart"/>
+      <w:r>
+        <w:rPr>
+          <w:rFonts w:ascii="Brill" w:hAnsi="Brill"/>
+          <w:lang w:val="es-ES"/>
+        </w:rPr>
+        <w:t>saludacion</w:t>
+      </w:r>
+      <w:proofErr w:type="spellEnd"/>
+      <w:r>
+        <w:rPr>
+          <w:rFonts w:ascii="Brill" w:hAnsi="Brill"/>
+          <w:lang w:val="es-ES"/>
+        </w:rPr>
+        <w:t xml:space="preserve"> </w:t>
+      </w:r>
+      <w:proofErr w:type="spellStart"/>
+      <w:r>
+        <w:rPr>
+          <w:rFonts w:ascii="Brill" w:hAnsi="Brill"/>
+          <w:lang w:val="es-ES"/>
+        </w:rPr>
+        <w:t>qu</w:t>
+      </w:r>
+      <w:proofErr w:type="spellEnd"/>
+      <w:r>
+        <w:rPr>
+          <w:rFonts w:ascii="Brill" w:hAnsi="Brill"/>
+          <w:lang w:val="es-ES"/>
+        </w:rPr>
+        <w:t xml:space="preserve"> el </w:t>
+      </w:r>
+      <w:proofErr w:type="spellStart"/>
+      <w:r>
+        <w:rPr>
+          <w:rFonts w:ascii="Brill" w:hAnsi="Brill"/>
+          <w:lang w:val="es-ES"/>
+        </w:rPr>
+        <w:t>angel</w:t>
+      </w:r>
+      <w:proofErr w:type="spellEnd"/>
+      <w:r>
+        <w:rPr>
+          <w:rFonts w:ascii="Brill" w:hAnsi="Brill"/>
+          <w:lang w:val="es-ES"/>
+        </w:rPr>
+        <w:t xml:space="preserve"> </w:t>
+      </w:r>
+      <w:proofErr w:type="spellStart"/>
+      <w:r>
+        <w:rPr>
+          <w:rFonts w:ascii="Brill" w:hAnsi="Brill"/>
+          <w:lang w:val="es-ES"/>
+        </w:rPr>
+        <w:t>troxo</w:t>
+      </w:r>
+      <w:proofErr w:type="spellEnd"/>
+      <w:r>
+        <w:rPr>
+          <w:rFonts w:ascii="Brill" w:hAnsi="Brill"/>
+          <w:lang w:val="es-ES"/>
+        </w:rPr>
+        <w:t xml:space="preserve"> a santa </w:t>
+      </w:r>
+      <w:proofErr w:type="spellStart"/>
+      <w:r>
+        <w:rPr>
+          <w:rFonts w:ascii="Brill" w:hAnsi="Brill"/>
+          <w:lang w:val="es-ES"/>
+        </w:rPr>
+        <w:t>Maria</w:t>
+      </w:r>
+      <w:proofErr w:type="spellEnd"/>
+      <w:r>
+        <w:rPr>
+          <w:rFonts w:ascii="Brill" w:hAnsi="Brill"/>
+          <w:lang w:val="es-ES"/>
+        </w:rPr>
+        <w:t xml:space="preserve"> en </w:t>
+      </w:r>
+      <w:proofErr w:type="spellStart"/>
+      <w:r>
+        <w:rPr>
+          <w:rFonts w:ascii="Brill" w:hAnsi="Brill"/>
+          <w:lang w:val="es-ES"/>
+        </w:rPr>
+        <w:t>qual</w:t>
+      </w:r>
+      <w:proofErr w:type="spellEnd"/>
+      <w:r>
+        <w:rPr>
+          <w:rFonts w:ascii="Brill" w:hAnsi="Brill"/>
+          <w:lang w:val="es-ES"/>
+        </w:rPr>
+        <w:t xml:space="preserve"> lugar de las palabras encarno el </w:t>
+      </w:r>
+      <w:proofErr w:type="spellStart"/>
+      <w:r>
+        <w:rPr>
+          <w:rFonts w:ascii="Brill" w:hAnsi="Brill"/>
+          <w:lang w:val="es-ES"/>
+        </w:rPr>
+        <w:t>spiritu</w:t>
+      </w:r>
+      <w:proofErr w:type="spellEnd"/>
+      <w:r>
+        <w:rPr>
+          <w:rFonts w:ascii="Brill" w:hAnsi="Brill"/>
+          <w:lang w:val="es-ES"/>
+        </w:rPr>
+        <w:t xml:space="preserve"> santo en ella ca sobre esto falle gran </w:t>
+      </w:r>
+      <w:proofErr w:type="spellStart"/>
+      <w:r>
+        <w:rPr>
+          <w:rFonts w:ascii="Brill" w:hAnsi="Brill"/>
+          <w:lang w:val="es-ES"/>
+        </w:rPr>
+        <w:t>disputacion</w:t>
+      </w:r>
+      <w:proofErr w:type="spellEnd"/>
+      <w:r>
+        <w:rPr>
+          <w:rFonts w:ascii="Brill" w:hAnsi="Brill"/>
+          <w:lang w:val="es-ES"/>
+        </w:rPr>
+        <w:t xml:space="preserve"> entre gran </w:t>
+      </w:r>
+      <w:proofErr w:type="spellStart"/>
+      <w:r>
+        <w:rPr>
+          <w:rFonts w:ascii="Brill" w:hAnsi="Brill"/>
+          <w:lang w:val="es-ES"/>
+        </w:rPr>
+        <w:t>pieça</w:t>
+      </w:r>
+      <w:proofErr w:type="spellEnd"/>
+      <w:r>
+        <w:rPr>
+          <w:rFonts w:ascii="Brill" w:hAnsi="Brill"/>
+          <w:lang w:val="es-ES"/>
+        </w:rPr>
+        <w:t xml:space="preserve"> de escolares que </w:t>
+      </w:r>
+      <w:proofErr w:type="spellStart"/>
+      <w:r>
+        <w:rPr>
+          <w:rFonts w:ascii="Brill" w:hAnsi="Brill"/>
+          <w:lang w:val="es-ES"/>
+        </w:rPr>
+        <w:t>estavamos</w:t>
+      </w:r>
+      <w:proofErr w:type="spellEnd"/>
+      <w:r>
+        <w:rPr>
+          <w:rFonts w:ascii="Brill" w:hAnsi="Brill"/>
+          <w:lang w:val="es-ES"/>
+        </w:rPr>
+        <w:t xml:space="preserve"> fablando en ello % E unos </w:t>
+      </w:r>
+      <w:proofErr w:type="spellStart"/>
+      <w:r>
+        <w:rPr>
+          <w:rFonts w:ascii="Brill" w:hAnsi="Brill"/>
+          <w:lang w:val="es-ES"/>
+        </w:rPr>
+        <w:t>dizien</w:t>
+      </w:r>
+      <w:proofErr w:type="spellEnd"/>
+      <w:r>
+        <w:rPr>
+          <w:rFonts w:ascii="Brill" w:hAnsi="Brill"/>
+          <w:lang w:val="es-ES"/>
+        </w:rPr>
+        <w:t xml:space="preserve"> que fue en aquel lugar do dize el </w:t>
+      </w:r>
+      <w:proofErr w:type="spellStart"/>
+      <w:r>
+        <w:rPr>
+          <w:rFonts w:ascii="Brill" w:hAnsi="Brill"/>
+          <w:lang w:val="es-ES"/>
+        </w:rPr>
+        <w:t>spiritu</w:t>
+      </w:r>
+      <w:proofErr w:type="spellEnd"/>
+      <w:r>
+        <w:rPr>
+          <w:rFonts w:ascii="Brill" w:hAnsi="Brill"/>
+          <w:lang w:val="es-ES"/>
+        </w:rPr>
+        <w:t xml:space="preserve"> santo </w:t>
+      </w:r>
+      <w:proofErr w:type="spellStart"/>
+      <w:r>
+        <w:rPr>
+          <w:rFonts w:ascii="Brill" w:hAnsi="Brill"/>
+          <w:lang w:val="es-ES"/>
+        </w:rPr>
+        <w:t>sobreverna</w:t>
+      </w:r>
+      <w:proofErr w:type="spellEnd"/>
+      <w:r>
+        <w:rPr>
+          <w:rFonts w:ascii="Brill" w:hAnsi="Brill"/>
+          <w:lang w:val="es-ES"/>
+        </w:rPr>
+        <w:t xml:space="preserve"> en ti e la vertud del alto te </w:t>
+      </w:r>
+      <w:proofErr w:type="spellStart"/>
+      <w:r>
+        <w:rPr>
+          <w:rFonts w:ascii="Brill" w:hAnsi="Brill"/>
+          <w:lang w:val="es-ES"/>
+        </w:rPr>
+        <w:t>alunbrara</w:t>
+      </w:r>
+      <w:proofErr w:type="spellEnd"/>
+      <w:r>
+        <w:rPr>
+          <w:rFonts w:ascii="Brill" w:hAnsi="Brill"/>
+          <w:lang w:val="es-ES"/>
+        </w:rPr>
+        <w:t xml:space="preserve"> % E otros dizen que fue en el </w:t>
+      </w:r>
+      <w:r>
+        <w:rPr>
+          <w:rFonts w:ascii="Brill" w:hAnsi="Brill"/>
           <w:color w:val="FF0000"/>
           <w:lang w:val="es-ES"/>
         </w:rPr>
@@ -34,14 +274,542 @@
       </w:r>
       <w:r>
         <w:rPr>
-          <w:rFonts w:ascii="Garamond" w:hAnsi="Garamond"/>
-          <w:lang w:val="es-ES"/>
-        </w:rPr>
-        <w:t xml:space="preserve">comienço do dize dios te salve Maria madre de gracia llena el señor es contigo por esto te ruego maestro que me digas en qual d estos lugares fue % respondio el maestro sepas que non fue en ninguno d estos lugares ca voluntad fue de dios que acabase el angel su mandaderia e despues que la mandaderia fue acabada quiso el veer que respuesta daria la bien aventurada donzella santa Maria % e alli do ella respondio cata la sierva de dios sea fecho en mi segun la tu palabra luego en aquella ora fue el nuestro señor encarnado en ella ca en esta respuesta que ella dio vido nuestro señor dos cosas que avia en santa Maria % la primera gran omildat ca bien dio a entender que era omildosa quando se llamo sierva % la segunda que enpos la umildat vino a consentir en la mensajeria que le dixo el angel quando respondio que fuese fecho en ella segun lo qu el avia dicho % E por este consentimiento que ella consintio fue tomado despues en la nuestra ley e tan bien en la ley vieja que todo casamiento que se aya de fazer que se faga por consentimiento del varon e de la muger e si el uno d ellos lo consintiere e el otro non lo consintiere non es valedero % E eso mesmo </w:t>
-      </w:r>
-      <w:r>
-        <w:rPr>
-          <w:rFonts w:ascii="Garamond" w:hAnsi="Garamond"/>
+          <w:rFonts w:ascii="Brill" w:hAnsi="Brill"/>
+          <w:lang w:val="es-ES"/>
+        </w:rPr>
+        <w:t xml:space="preserve">comienço do dize dios te salve </w:t>
+      </w:r>
+      <w:proofErr w:type="spellStart"/>
+      <w:r>
+        <w:rPr>
+          <w:rFonts w:ascii="Brill" w:hAnsi="Brill"/>
+          <w:lang w:val="es-ES"/>
+        </w:rPr>
+        <w:t>Maria</w:t>
+      </w:r>
+      <w:proofErr w:type="spellEnd"/>
+      <w:r>
+        <w:rPr>
+          <w:rFonts w:ascii="Brill" w:hAnsi="Brill"/>
+          <w:lang w:val="es-ES"/>
+        </w:rPr>
+        <w:t xml:space="preserve"> madre de gracia llena el señor es contigo por esto te ruego maestro que me digas en </w:t>
+      </w:r>
+      <w:proofErr w:type="spellStart"/>
+      <w:r>
+        <w:rPr>
+          <w:rFonts w:ascii="Brill" w:hAnsi="Brill"/>
+          <w:lang w:val="es-ES"/>
+        </w:rPr>
+        <w:t>qual</w:t>
+      </w:r>
+      <w:proofErr w:type="spellEnd"/>
+      <w:r>
+        <w:rPr>
+          <w:rFonts w:ascii="Brill" w:hAnsi="Brill"/>
+          <w:lang w:val="es-ES"/>
+        </w:rPr>
+        <w:t xml:space="preserve"> d estos lugares fue % </w:t>
+      </w:r>
+      <w:proofErr w:type="spellStart"/>
+      <w:r>
+        <w:rPr>
+          <w:rFonts w:ascii="Brill" w:hAnsi="Brill"/>
+          <w:lang w:val="es-ES"/>
+        </w:rPr>
+        <w:t>respondio</w:t>
+      </w:r>
+      <w:proofErr w:type="spellEnd"/>
+      <w:r>
+        <w:rPr>
+          <w:rFonts w:ascii="Brill" w:hAnsi="Brill"/>
+          <w:lang w:val="es-ES"/>
+        </w:rPr>
+        <w:t xml:space="preserve"> el maestro sepas que non fue en ninguno d estos lugares ca voluntad fue de dios que acabase el </w:t>
+      </w:r>
+      <w:proofErr w:type="spellStart"/>
+      <w:r>
+        <w:rPr>
+          <w:rFonts w:ascii="Brill" w:hAnsi="Brill"/>
+          <w:lang w:val="es-ES"/>
+        </w:rPr>
+        <w:t>angel</w:t>
+      </w:r>
+      <w:proofErr w:type="spellEnd"/>
+      <w:r>
+        <w:rPr>
+          <w:rFonts w:ascii="Brill" w:hAnsi="Brill"/>
+          <w:lang w:val="es-ES"/>
+        </w:rPr>
+        <w:t xml:space="preserve"> su </w:t>
+      </w:r>
+      <w:proofErr w:type="spellStart"/>
+      <w:r>
+        <w:rPr>
+          <w:rFonts w:ascii="Brill" w:hAnsi="Brill"/>
+          <w:lang w:val="es-ES"/>
+        </w:rPr>
+        <w:t>mandaderia</w:t>
+      </w:r>
+      <w:proofErr w:type="spellEnd"/>
+      <w:r>
+        <w:rPr>
+          <w:rFonts w:ascii="Brill" w:hAnsi="Brill"/>
+          <w:lang w:val="es-ES"/>
+        </w:rPr>
+        <w:t xml:space="preserve"> e </w:t>
+      </w:r>
+      <w:proofErr w:type="spellStart"/>
+      <w:r>
+        <w:rPr>
+          <w:rFonts w:ascii="Brill" w:hAnsi="Brill"/>
+          <w:lang w:val="es-ES"/>
+        </w:rPr>
+        <w:t>despues</w:t>
+      </w:r>
+      <w:proofErr w:type="spellEnd"/>
+      <w:r>
+        <w:rPr>
+          <w:rFonts w:ascii="Brill" w:hAnsi="Brill"/>
+          <w:lang w:val="es-ES"/>
+        </w:rPr>
+        <w:t xml:space="preserve"> que la </w:t>
+      </w:r>
+      <w:proofErr w:type="spellStart"/>
+      <w:r>
+        <w:rPr>
+          <w:rFonts w:ascii="Brill" w:hAnsi="Brill"/>
+          <w:lang w:val="es-ES"/>
+        </w:rPr>
+        <w:t>mandaderia</w:t>
+      </w:r>
+      <w:proofErr w:type="spellEnd"/>
+      <w:r>
+        <w:rPr>
+          <w:rFonts w:ascii="Brill" w:hAnsi="Brill"/>
+          <w:lang w:val="es-ES"/>
+        </w:rPr>
+        <w:t xml:space="preserve"> fue acabada quiso el veer que respuesta </w:t>
+      </w:r>
+      <w:proofErr w:type="spellStart"/>
+      <w:r>
+        <w:rPr>
+          <w:rFonts w:ascii="Brill" w:hAnsi="Brill"/>
+          <w:lang w:val="es-ES"/>
+        </w:rPr>
+        <w:t>daria</w:t>
+      </w:r>
+      <w:proofErr w:type="spellEnd"/>
+      <w:r>
+        <w:rPr>
+          <w:rFonts w:ascii="Brill" w:hAnsi="Brill"/>
+          <w:lang w:val="es-ES"/>
+        </w:rPr>
+        <w:t xml:space="preserve"> la bien aventurada </w:t>
+      </w:r>
+      <w:proofErr w:type="spellStart"/>
+      <w:r>
+        <w:rPr>
+          <w:rFonts w:ascii="Brill" w:hAnsi="Brill"/>
+          <w:lang w:val="es-ES"/>
+        </w:rPr>
+        <w:t>donzella</w:t>
+      </w:r>
+      <w:proofErr w:type="spellEnd"/>
+      <w:r>
+        <w:rPr>
+          <w:rFonts w:ascii="Brill" w:hAnsi="Brill"/>
+          <w:lang w:val="es-ES"/>
+        </w:rPr>
+        <w:t xml:space="preserve"> santa </w:t>
+      </w:r>
+      <w:proofErr w:type="spellStart"/>
+      <w:r>
+        <w:rPr>
+          <w:rFonts w:ascii="Brill" w:hAnsi="Brill"/>
+          <w:lang w:val="es-ES"/>
+        </w:rPr>
+        <w:t>Maria</w:t>
+      </w:r>
+      <w:proofErr w:type="spellEnd"/>
+      <w:r>
+        <w:rPr>
+          <w:rFonts w:ascii="Brill" w:hAnsi="Brill"/>
+          <w:lang w:val="es-ES"/>
+        </w:rPr>
+        <w:t xml:space="preserve"> % e </w:t>
+      </w:r>
+      <w:proofErr w:type="spellStart"/>
+      <w:r>
+        <w:rPr>
+          <w:rFonts w:ascii="Brill" w:hAnsi="Brill"/>
+          <w:lang w:val="es-ES"/>
+        </w:rPr>
+        <w:t>alli</w:t>
+      </w:r>
+      <w:proofErr w:type="spellEnd"/>
+      <w:r>
+        <w:rPr>
+          <w:rFonts w:ascii="Brill" w:hAnsi="Brill"/>
+          <w:lang w:val="es-ES"/>
+        </w:rPr>
+        <w:t xml:space="preserve"> do ella </w:t>
+      </w:r>
+      <w:proofErr w:type="spellStart"/>
+      <w:r>
+        <w:rPr>
+          <w:rFonts w:ascii="Brill" w:hAnsi="Brill"/>
+          <w:lang w:val="es-ES"/>
+        </w:rPr>
+        <w:t>respondio</w:t>
+      </w:r>
+      <w:proofErr w:type="spellEnd"/>
+      <w:r>
+        <w:rPr>
+          <w:rFonts w:ascii="Brill" w:hAnsi="Brill"/>
+          <w:lang w:val="es-ES"/>
+        </w:rPr>
+        <w:t xml:space="preserve"> cata la sierva de dios sea fecho en mi </w:t>
+      </w:r>
+      <w:proofErr w:type="spellStart"/>
+      <w:r>
+        <w:rPr>
+          <w:rFonts w:ascii="Brill" w:hAnsi="Brill"/>
+          <w:lang w:val="es-ES"/>
+        </w:rPr>
+        <w:t>segun</w:t>
+      </w:r>
+      <w:proofErr w:type="spellEnd"/>
+      <w:r>
+        <w:rPr>
+          <w:rFonts w:ascii="Brill" w:hAnsi="Brill"/>
+          <w:lang w:val="es-ES"/>
+        </w:rPr>
+        <w:t xml:space="preserve"> la tu palabra luego en aquella ora fue el nuestro señor encarnado en ella ca en esta respuesta que ella dio </w:t>
+      </w:r>
+      <w:proofErr w:type="spellStart"/>
+      <w:r>
+        <w:rPr>
+          <w:rFonts w:ascii="Brill" w:hAnsi="Brill"/>
+          <w:lang w:val="es-ES"/>
+        </w:rPr>
+        <w:t>vido</w:t>
+      </w:r>
+      <w:proofErr w:type="spellEnd"/>
+      <w:r>
+        <w:rPr>
+          <w:rFonts w:ascii="Brill" w:hAnsi="Brill"/>
+          <w:lang w:val="es-ES"/>
+        </w:rPr>
+        <w:t xml:space="preserve"> nuestro señor dos cosas que </w:t>
+      </w:r>
+      <w:proofErr w:type="spellStart"/>
+      <w:r>
+        <w:rPr>
+          <w:rFonts w:ascii="Brill" w:hAnsi="Brill"/>
+          <w:lang w:val="es-ES"/>
+        </w:rPr>
+        <w:t>avia</w:t>
+      </w:r>
+      <w:proofErr w:type="spellEnd"/>
+      <w:r>
+        <w:rPr>
+          <w:rFonts w:ascii="Brill" w:hAnsi="Brill"/>
+          <w:lang w:val="es-ES"/>
+        </w:rPr>
+        <w:t xml:space="preserve"> en santa </w:t>
+      </w:r>
+      <w:proofErr w:type="spellStart"/>
+      <w:r>
+        <w:rPr>
+          <w:rFonts w:ascii="Brill" w:hAnsi="Brill"/>
+          <w:lang w:val="es-ES"/>
+        </w:rPr>
+        <w:t>Maria</w:t>
+      </w:r>
+      <w:proofErr w:type="spellEnd"/>
+      <w:r>
+        <w:rPr>
+          <w:rFonts w:ascii="Brill" w:hAnsi="Brill"/>
+          <w:lang w:val="es-ES"/>
+        </w:rPr>
+        <w:t xml:space="preserve"> % la primera gran </w:t>
+      </w:r>
+      <w:proofErr w:type="spellStart"/>
+      <w:r>
+        <w:rPr>
+          <w:rFonts w:ascii="Brill" w:hAnsi="Brill"/>
+          <w:lang w:val="es-ES"/>
+        </w:rPr>
+        <w:t>omildat</w:t>
+      </w:r>
+      <w:proofErr w:type="spellEnd"/>
+      <w:r>
+        <w:rPr>
+          <w:rFonts w:ascii="Brill" w:hAnsi="Brill"/>
+          <w:lang w:val="es-ES"/>
+        </w:rPr>
+        <w:t xml:space="preserve"> ca bien dio a entender que era </w:t>
+      </w:r>
+      <w:proofErr w:type="spellStart"/>
+      <w:r>
+        <w:rPr>
+          <w:rFonts w:ascii="Brill" w:hAnsi="Brill"/>
+          <w:lang w:val="es-ES"/>
+        </w:rPr>
+        <w:t>omildosa</w:t>
+      </w:r>
+      <w:proofErr w:type="spellEnd"/>
+      <w:r>
+        <w:rPr>
+          <w:rFonts w:ascii="Brill" w:hAnsi="Brill"/>
+          <w:lang w:val="es-ES"/>
+        </w:rPr>
+        <w:t xml:space="preserve"> </w:t>
+      </w:r>
+      <w:proofErr w:type="spellStart"/>
+      <w:r>
+        <w:rPr>
+          <w:rFonts w:ascii="Brill" w:hAnsi="Brill"/>
+          <w:lang w:val="es-ES"/>
+        </w:rPr>
+        <w:t>quando</w:t>
+      </w:r>
+      <w:proofErr w:type="spellEnd"/>
+      <w:r>
+        <w:rPr>
+          <w:rFonts w:ascii="Brill" w:hAnsi="Brill"/>
+          <w:lang w:val="es-ES"/>
+        </w:rPr>
+        <w:t xml:space="preserve"> se </w:t>
+      </w:r>
+      <w:proofErr w:type="spellStart"/>
+      <w:r>
+        <w:rPr>
+          <w:rFonts w:ascii="Brill" w:hAnsi="Brill"/>
+          <w:lang w:val="es-ES"/>
+        </w:rPr>
+        <w:t>llamo</w:t>
+      </w:r>
+      <w:proofErr w:type="spellEnd"/>
+      <w:r>
+        <w:rPr>
+          <w:rFonts w:ascii="Brill" w:hAnsi="Brill"/>
+          <w:lang w:val="es-ES"/>
+        </w:rPr>
+        <w:t xml:space="preserve"> sierva % la segunda que </w:t>
+      </w:r>
+      <w:proofErr w:type="spellStart"/>
+      <w:r>
+        <w:rPr>
+          <w:rFonts w:ascii="Brill" w:hAnsi="Brill"/>
+          <w:lang w:val="es-ES"/>
+        </w:rPr>
+        <w:t>enpos</w:t>
+      </w:r>
+      <w:proofErr w:type="spellEnd"/>
+      <w:r>
+        <w:rPr>
+          <w:rFonts w:ascii="Brill" w:hAnsi="Brill"/>
+          <w:lang w:val="es-ES"/>
+        </w:rPr>
+        <w:t xml:space="preserve"> la </w:t>
+      </w:r>
+      <w:proofErr w:type="spellStart"/>
+      <w:r>
+        <w:rPr>
+          <w:rFonts w:ascii="Brill" w:hAnsi="Brill"/>
+          <w:lang w:val="es-ES"/>
+        </w:rPr>
+        <w:t>umildat</w:t>
+      </w:r>
+      <w:proofErr w:type="spellEnd"/>
+      <w:r>
+        <w:rPr>
+          <w:rFonts w:ascii="Brill" w:hAnsi="Brill"/>
+          <w:lang w:val="es-ES"/>
+        </w:rPr>
+        <w:t xml:space="preserve"> vino a consentir en la </w:t>
+      </w:r>
+      <w:proofErr w:type="spellStart"/>
+      <w:r>
+        <w:rPr>
+          <w:rFonts w:ascii="Brill" w:hAnsi="Brill"/>
+          <w:lang w:val="es-ES"/>
+        </w:rPr>
+        <w:t>mensajeria</w:t>
+      </w:r>
+      <w:proofErr w:type="spellEnd"/>
+      <w:r>
+        <w:rPr>
+          <w:rFonts w:ascii="Brill" w:hAnsi="Brill"/>
+          <w:lang w:val="es-ES"/>
+        </w:rPr>
+        <w:t xml:space="preserve"> que le dixo el </w:t>
+      </w:r>
+      <w:proofErr w:type="spellStart"/>
+      <w:r>
+        <w:rPr>
+          <w:rFonts w:ascii="Brill" w:hAnsi="Brill"/>
+          <w:lang w:val="es-ES"/>
+        </w:rPr>
+        <w:t>angel</w:t>
+      </w:r>
+      <w:proofErr w:type="spellEnd"/>
+      <w:r>
+        <w:rPr>
+          <w:rFonts w:ascii="Brill" w:hAnsi="Brill"/>
+          <w:lang w:val="es-ES"/>
+        </w:rPr>
+        <w:t xml:space="preserve"> </w:t>
+      </w:r>
+      <w:proofErr w:type="spellStart"/>
+      <w:r>
+        <w:rPr>
+          <w:rFonts w:ascii="Brill" w:hAnsi="Brill"/>
+          <w:lang w:val="es-ES"/>
+        </w:rPr>
+        <w:t>quando</w:t>
+      </w:r>
+      <w:proofErr w:type="spellEnd"/>
+      <w:r>
+        <w:rPr>
+          <w:rFonts w:ascii="Brill" w:hAnsi="Brill"/>
+          <w:lang w:val="es-ES"/>
+        </w:rPr>
+        <w:t xml:space="preserve"> </w:t>
+      </w:r>
+      <w:proofErr w:type="spellStart"/>
+      <w:r>
+        <w:rPr>
+          <w:rFonts w:ascii="Brill" w:hAnsi="Brill"/>
+          <w:lang w:val="es-ES"/>
+        </w:rPr>
+        <w:t>respondio</w:t>
+      </w:r>
+      <w:proofErr w:type="spellEnd"/>
+      <w:r>
+        <w:rPr>
+          <w:rFonts w:ascii="Brill" w:hAnsi="Brill"/>
+          <w:lang w:val="es-ES"/>
+        </w:rPr>
+        <w:t xml:space="preserve"> que fuese fecho en ella </w:t>
+      </w:r>
+      <w:proofErr w:type="spellStart"/>
+      <w:r>
+        <w:rPr>
+          <w:rFonts w:ascii="Brill" w:hAnsi="Brill"/>
+          <w:lang w:val="es-ES"/>
+        </w:rPr>
+        <w:t>segun</w:t>
+      </w:r>
+      <w:proofErr w:type="spellEnd"/>
+      <w:r>
+        <w:rPr>
+          <w:rFonts w:ascii="Brill" w:hAnsi="Brill"/>
+          <w:lang w:val="es-ES"/>
+        </w:rPr>
+        <w:t xml:space="preserve"> lo </w:t>
+      </w:r>
+      <w:proofErr w:type="spellStart"/>
+      <w:r>
+        <w:rPr>
+          <w:rFonts w:ascii="Brill" w:hAnsi="Brill"/>
+          <w:lang w:val="es-ES"/>
+        </w:rPr>
+        <w:t>qu</w:t>
+      </w:r>
+      <w:proofErr w:type="spellEnd"/>
+      <w:r>
+        <w:rPr>
+          <w:rFonts w:ascii="Brill" w:hAnsi="Brill"/>
+          <w:lang w:val="es-ES"/>
+        </w:rPr>
+        <w:t xml:space="preserve"> el </w:t>
+      </w:r>
+      <w:proofErr w:type="spellStart"/>
+      <w:r>
+        <w:rPr>
+          <w:rFonts w:ascii="Brill" w:hAnsi="Brill"/>
+          <w:lang w:val="es-ES"/>
+        </w:rPr>
+        <w:t>avia</w:t>
+      </w:r>
+      <w:proofErr w:type="spellEnd"/>
+      <w:r>
+        <w:rPr>
+          <w:rFonts w:ascii="Brill" w:hAnsi="Brill"/>
+          <w:lang w:val="es-ES"/>
+        </w:rPr>
+        <w:t xml:space="preserve"> dicho % E por este consentimiento que ella </w:t>
+      </w:r>
+      <w:proofErr w:type="spellStart"/>
+      <w:r>
+        <w:rPr>
+          <w:rFonts w:ascii="Brill" w:hAnsi="Brill"/>
+          <w:lang w:val="es-ES"/>
+        </w:rPr>
+        <w:t>consintio</w:t>
+      </w:r>
+      <w:proofErr w:type="spellEnd"/>
+      <w:r>
+        <w:rPr>
+          <w:rFonts w:ascii="Brill" w:hAnsi="Brill"/>
+          <w:lang w:val="es-ES"/>
+        </w:rPr>
+        <w:t xml:space="preserve"> fue tomado </w:t>
+      </w:r>
+      <w:proofErr w:type="spellStart"/>
+      <w:r>
+        <w:rPr>
+          <w:rFonts w:ascii="Brill" w:hAnsi="Brill"/>
+          <w:lang w:val="es-ES"/>
+        </w:rPr>
+        <w:t>despues</w:t>
+      </w:r>
+      <w:proofErr w:type="spellEnd"/>
+      <w:r>
+        <w:rPr>
+          <w:rFonts w:ascii="Brill" w:hAnsi="Brill"/>
+          <w:lang w:val="es-ES"/>
+        </w:rPr>
+        <w:t xml:space="preserve"> en la nuestra ley e tan bien en la ley vieja que todo casamiento que se aya de fazer que se </w:t>
+      </w:r>
+      <w:proofErr w:type="spellStart"/>
+      <w:r>
+        <w:rPr>
+          <w:rFonts w:ascii="Brill" w:hAnsi="Brill"/>
+          <w:lang w:val="es-ES"/>
+        </w:rPr>
+        <w:t>faga</w:t>
+      </w:r>
+      <w:proofErr w:type="spellEnd"/>
+      <w:r>
+        <w:rPr>
+          <w:rFonts w:ascii="Brill" w:hAnsi="Brill"/>
+          <w:lang w:val="es-ES"/>
+        </w:rPr>
+        <w:t xml:space="preserve"> por consentimiento del </w:t>
+      </w:r>
+      <w:proofErr w:type="spellStart"/>
+      <w:r>
+        <w:rPr>
+          <w:rFonts w:ascii="Brill" w:hAnsi="Brill"/>
+          <w:lang w:val="es-ES"/>
+        </w:rPr>
+        <w:t>varon</w:t>
+      </w:r>
+      <w:proofErr w:type="spellEnd"/>
+      <w:r>
+        <w:rPr>
+          <w:rFonts w:ascii="Brill" w:hAnsi="Brill"/>
+          <w:lang w:val="es-ES"/>
+        </w:rPr>
+        <w:t xml:space="preserve"> e de la muger e si el uno d ellos lo consintiere e el otro non lo consintiere non es valedero % E eso mesmo </w:t>
+      </w:r>
+      <w:r>
+        <w:rPr>
+          <w:rFonts w:ascii="Brill" w:hAnsi="Brill"/>
           <w:color w:val="FF0000"/>
           <w:lang w:val="es-ES"/>
         </w:rPr>
@@ -49,10 +817,122 @@
       </w:r>
       <w:r>
         <w:rPr>
-          <w:rFonts w:ascii="Garamond" w:hAnsi="Garamond"/>
-          <w:lang w:val="es-ES"/>
-        </w:rPr>
-        <w:t>es asi si se faze por fuerça ca en ninguna manera non deve seer si non a voluntad de amos ados e esta voluntad que se levante de bien e de buen coraçon % ca fallamos que dixo nuestro señor en un evangelio suyo a sus diciplos o dos de vos. o tres fueredes ayuntados en el mi nonbre yo sere y en medio de vos</w:t>
+          <w:rFonts w:ascii="Brill" w:hAnsi="Brill"/>
+          <w:lang w:val="es-ES"/>
+        </w:rPr>
+        <w:t xml:space="preserve">es </w:t>
+      </w:r>
+      <w:proofErr w:type="spellStart"/>
+      <w:r>
+        <w:rPr>
+          <w:rFonts w:ascii="Brill" w:hAnsi="Brill"/>
+          <w:lang w:val="es-ES"/>
+        </w:rPr>
+        <w:t>asi</w:t>
+      </w:r>
+      <w:proofErr w:type="spellEnd"/>
+      <w:r>
+        <w:rPr>
+          <w:rFonts w:ascii="Brill" w:hAnsi="Brill"/>
+          <w:lang w:val="es-ES"/>
+        </w:rPr>
+        <w:t xml:space="preserve"> si se faze por fuerça ca en ninguna manera non deve seer si non a voluntad de amos </w:t>
+      </w:r>
+      <w:proofErr w:type="spellStart"/>
+      <w:r>
+        <w:rPr>
+          <w:rFonts w:ascii="Brill" w:hAnsi="Brill"/>
+          <w:lang w:val="es-ES"/>
+        </w:rPr>
+        <w:t>ados</w:t>
+      </w:r>
+      <w:proofErr w:type="spellEnd"/>
+      <w:r>
+        <w:rPr>
+          <w:rFonts w:ascii="Brill" w:hAnsi="Brill"/>
+          <w:lang w:val="es-ES"/>
+        </w:rPr>
+        <w:t xml:space="preserve"> e esta voluntad que se levante de bien e de buen </w:t>
+      </w:r>
+      <w:proofErr w:type="spellStart"/>
+      <w:r>
+        <w:rPr>
+          <w:rFonts w:ascii="Brill" w:hAnsi="Brill"/>
+          <w:lang w:val="es-ES"/>
+        </w:rPr>
+        <w:t>coraçon</w:t>
+      </w:r>
+      <w:proofErr w:type="spellEnd"/>
+      <w:r>
+        <w:rPr>
+          <w:rFonts w:ascii="Brill" w:hAnsi="Brill"/>
+          <w:lang w:val="es-ES"/>
+        </w:rPr>
+        <w:t xml:space="preserve"> % ca fallamos que dixo nuestro señor en un evangelio suyo a sus </w:t>
+      </w:r>
+      <w:proofErr w:type="spellStart"/>
+      <w:r>
+        <w:rPr>
+          <w:rFonts w:ascii="Brill" w:hAnsi="Brill"/>
+          <w:lang w:val="es-ES"/>
+        </w:rPr>
+        <w:t>diciplos</w:t>
+      </w:r>
+      <w:proofErr w:type="spellEnd"/>
+      <w:r>
+        <w:rPr>
+          <w:rFonts w:ascii="Brill" w:hAnsi="Brill"/>
+          <w:lang w:val="es-ES"/>
+        </w:rPr>
+        <w:t xml:space="preserve"> o dos de vos. o tres </w:t>
+      </w:r>
+      <w:proofErr w:type="spellStart"/>
+      <w:r>
+        <w:rPr>
+          <w:rFonts w:ascii="Brill" w:hAnsi="Brill"/>
+          <w:lang w:val="es-ES"/>
+        </w:rPr>
+        <w:t>fueredes</w:t>
+      </w:r>
+      <w:proofErr w:type="spellEnd"/>
+      <w:r>
+        <w:rPr>
+          <w:rFonts w:ascii="Brill" w:hAnsi="Brill"/>
+          <w:lang w:val="es-ES"/>
+        </w:rPr>
+        <w:t xml:space="preserve"> ayuntados en el mi </w:t>
+      </w:r>
+      <w:proofErr w:type="spellStart"/>
+      <w:r>
+        <w:rPr>
+          <w:rFonts w:ascii="Brill" w:hAnsi="Brill"/>
+          <w:lang w:val="es-ES"/>
+        </w:rPr>
+        <w:t>nonbre</w:t>
+      </w:r>
+      <w:proofErr w:type="spellEnd"/>
+      <w:r>
+        <w:rPr>
+          <w:rFonts w:ascii="Brill" w:hAnsi="Brill"/>
+          <w:lang w:val="es-ES"/>
+        </w:rPr>
+        <w:t xml:space="preserve"> yo </w:t>
+      </w:r>
+      <w:proofErr w:type="spellStart"/>
+      <w:r>
+        <w:rPr>
+          <w:rFonts w:ascii="Brill" w:hAnsi="Brill"/>
+          <w:lang w:val="es-ES"/>
+        </w:rPr>
+        <w:t>sere</w:t>
+      </w:r>
+      <w:proofErr w:type="spellEnd"/>
+      <w:r>
+        <w:rPr>
+          <w:rFonts w:ascii="Brill" w:hAnsi="Brill"/>
+          <w:lang w:val="es-ES"/>
+        </w:rPr>
+        <w:t xml:space="preserve"> y en medio de vos</w:t>
       </w:r>
     </w:p>
     <w:sectPr>
@@ -66,7 +946,7 @@
 </file>
 
 <file path=word/styles.xml><?xml version="1.0" encoding="utf-8"?>
-<w:styles xmlns:mc="http://schemas.openxmlformats.org/markup-compatibility/2006" xmlns:r="http://schemas.openxmlformats.org/officeDocument/2006/relationships" xmlns:w="http://schemas.openxmlformats.org/wordprocessingml/2006/main" xmlns:w14="http://schemas.microsoft.com/office/word/2010/wordml" xmlns:w15="http://schemas.microsoft.com/office/word/2012/wordml" xmlns:w16cex="http://schemas.microsoft.com/office/word/2018/wordml/cex" xmlns:w16cid="http://schemas.microsoft.com/office/word/2016/wordml/cid" xmlns:w16="http://schemas.microsoft.com/office/word/2018/wordml" xmlns:w16sdtdh="http://schemas.microsoft.com/office/word/2020/wordml/sdtdatahash" xmlns:w16se="http://schemas.microsoft.com/office/word/2015/wordml/symex" mc:Ignorable="w14 w15 w16se w16cid w16 w16cex w16sdtdh">
+<w:styles xmlns:mc="http://schemas.openxmlformats.org/markup-compatibility/2006" xmlns:r="http://schemas.openxmlformats.org/officeDocument/2006/relationships" xmlns:w="http://schemas.openxmlformats.org/wordprocessingml/2006/main" xmlns:w14="http://schemas.microsoft.com/office/word/2010/wordml" xmlns:w15="http://schemas.microsoft.com/office/word/2012/wordml" xmlns:w16cex="http://schemas.microsoft.com/office/word/2018/wordml/cex" xmlns:w16cid="http://schemas.microsoft.com/office/word/2016/wordml/cid" xmlns:w16="http://schemas.microsoft.com/office/word/2018/wordml" xmlns:w16du="http://schemas.microsoft.com/office/word/2023/wordml/word16du" xmlns:w16sdtdh="http://schemas.microsoft.com/office/word/2020/wordml/sdtdatahash" xmlns:w16sdtfl="http://schemas.microsoft.com/office/word/2024/wordml/sdtformatlock" xmlns:w16se="http://schemas.microsoft.com/office/word/2015/wordml/symex" mc:Ignorable="w14 w15 w16se w16cid w16 w16cex w16sdtdh w16sdtfl w16du">
   <w:docDefaults>
     <w:rPrDefault>
       <w:rPr>
